--- a/4-质量管理/运行记录类文件/040204-内部审核报告(截止2025年10月).docx
+++ b/4-质量管理/运行记录类文件/040204-内部审核报告(截止2025年10月).docx
@@ -150,7 +150,7 @@
         <w:bidi w:val="0"/>
       </w:pPr>
       <w:bookmarkStart w:id="0" w:name="_Toc5082"/>
-      <w:bookmarkStart w:id="1" w:name="_Toc5084"/>
+      <w:bookmarkStart w:id="1" w:name="_Toc22522"/>
       <w:r>
         <w:rPr>
           <w:rFonts w:hint="eastAsia"/>
@@ -170,7 +170,7 @@
           <w:lang w:val="en-US"/>
         </w:rPr>
       </w:pPr>
-      <w:bookmarkStart w:id="2" w:name="_Toc25767"/>
+      <w:bookmarkStart w:id="2" w:name="_Toc29307"/>
       <w:r>
         <w:rPr>
           <w:rFonts w:hint="eastAsia"/>
@@ -1336,6 +1336,12 @@
             <w:insideH w:val="single" w:color="000000" w:sz="2" w:space="0"/>
             <w:insideV w:val="single" w:color="000000" w:sz="2" w:space="0"/>
           </w:tblBorders>
+          <w:tblCellMar>
+            <w:top w:w="0" w:type="dxa"/>
+            <w:left w:w="0" w:type="dxa"/>
+            <w:bottom w:w="0" w:type="dxa"/>
+            <w:right w:w="0" w:type="dxa"/>
+          </w:tblCellMar>
         </w:tblPrEx>
         <w:trPr>
           <w:trHeight w:val="561" w:hRule="atLeast"/>
@@ -1501,7 +1507,7 @@
               <w:rFonts w:hint="eastAsia" w:ascii="宋体" w:hAnsi="宋体" w:eastAsia="宋体" w:cs="宋体"/>
               <w:szCs w:val="24"/>
             </w:rPr>
-            <w:instrText xml:space="preserve"> HYPERLINK \l _Toc5084 </w:instrText>
+            <w:instrText xml:space="preserve"> HYPERLINK \l _Toc22522 </w:instrText>
           </w:r>
           <w:r>
             <w:rPr>
@@ -1524,7 +1530,7 @@
             <w:fldChar w:fldCharType="begin"/>
           </w:r>
           <w:r>
-            <w:instrText xml:space="preserve"> PAGEREF _Toc5084 \h </w:instrText>
+            <w:instrText xml:space="preserve"> PAGEREF _Toc22522 \h </w:instrText>
           </w:r>
           <w:r>
             <w:fldChar w:fldCharType="separate"/>
@@ -1562,7 +1568,7 @@
               <w:rFonts w:hint="eastAsia" w:ascii="宋体" w:hAnsi="宋体" w:eastAsia="宋体" w:cs="宋体"/>
               <w:szCs w:val="24"/>
             </w:rPr>
-            <w:instrText xml:space="preserve"> HYPERLINK \l _Toc25767 </w:instrText>
+            <w:instrText xml:space="preserve"> HYPERLINK \l _Toc29307 </w:instrText>
           </w:r>
           <w:r>
             <w:rPr>
@@ -1585,7 +1591,7 @@
             <w:fldChar w:fldCharType="begin"/>
           </w:r>
           <w:r>
-            <w:instrText xml:space="preserve"> PAGEREF _Toc25767 \h </w:instrText>
+            <w:instrText xml:space="preserve"> PAGEREF _Toc29307 \h </w:instrText>
           </w:r>
           <w:r>
             <w:fldChar w:fldCharType="separate"/>
@@ -1623,7 +1629,7 @@
               <w:rFonts w:hint="eastAsia" w:ascii="宋体" w:hAnsi="宋体" w:eastAsia="宋体" w:cs="宋体"/>
               <w:szCs w:val="24"/>
             </w:rPr>
-            <w:instrText xml:space="preserve"> HYPERLINK \l _Toc20035 </w:instrText>
+            <w:instrText xml:space="preserve"> HYPERLINK \l _Toc18685 </w:instrText>
           </w:r>
           <w:r>
             <w:rPr>
@@ -1648,7 +1654,7 @@
             <w:fldChar w:fldCharType="begin"/>
           </w:r>
           <w:r>
-            <w:instrText xml:space="preserve"> PAGEREF _Toc20035 \h </w:instrText>
+            <w:instrText xml:space="preserve"> PAGEREF _Toc18685 \h </w:instrText>
           </w:r>
           <w:r>
             <w:fldChar w:fldCharType="separate"/>
@@ -1686,7 +1692,7 @@
               <w:rFonts w:hint="eastAsia" w:ascii="宋体" w:hAnsi="宋体" w:eastAsia="宋体" w:cs="宋体"/>
               <w:szCs w:val="24"/>
             </w:rPr>
-            <w:instrText xml:space="preserve"> HYPERLINK \l _Toc28713 </w:instrText>
+            <w:instrText xml:space="preserve"> HYPERLINK \l _Toc31510 </w:instrText>
           </w:r>
           <w:r>
             <w:rPr>
@@ -1716,7 +1722,7 @@
             <w:fldChar w:fldCharType="begin"/>
           </w:r>
           <w:r>
-            <w:instrText xml:space="preserve"> PAGEREF _Toc28713 \h </w:instrText>
+            <w:instrText xml:space="preserve"> PAGEREF _Toc31510 \h </w:instrText>
           </w:r>
           <w:r>
             <w:fldChar w:fldCharType="separate"/>
@@ -1754,7 +1760,7 @@
               <w:rFonts w:hint="eastAsia" w:ascii="宋体" w:hAnsi="宋体" w:eastAsia="宋体" w:cs="宋体"/>
               <w:szCs w:val="24"/>
             </w:rPr>
-            <w:instrText xml:space="preserve"> HYPERLINK \l _Toc22073 </w:instrText>
+            <w:instrText xml:space="preserve"> HYPERLINK \l _Toc3298 </w:instrText>
           </w:r>
           <w:r>
             <w:rPr>
@@ -1786,7 +1792,7 @@
             <w:fldChar w:fldCharType="begin"/>
           </w:r>
           <w:r>
-            <w:instrText xml:space="preserve"> PAGEREF _Toc22073 \h </w:instrText>
+            <w:instrText xml:space="preserve"> PAGEREF _Toc3298 \h </w:instrText>
           </w:r>
           <w:r>
             <w:fldChar w:fldCharType="separate"/>
@@ -1824,7 +1830,7 @@
               <w:rFonts w:hint="eastAsia" w:ascii="宋体" w:hAnsi="宋体" w:eastAsia="宋体" w:cs="宋体"/>
               <w:szCs w:val="24"/>
             </w:rPr>
-            <w:instrText xml:space="preserve"> HYPERLINK \l _Toc18668 </w:instrText>
+            <w:instrText xml:space="preserve"> HYPERLINK \l _Toc17511 </w:instrText>
           </w:r>
           <w:r>
             <w:rPr>
@@ -1854,7 +1860,7 @@
             <w:fldChar w:fldCharType="begin"/>
           </w:r>
           <w:r>
-            <w:instrText xml:space="preserve"> PAGEREF _Toc18668 \h </w:instrText>
+            <w:instrText xml:space="preserve"> PAGEREF _Toc17511 \h </w:instrText>
           </w:r>
           <w:r>
             <w:fldChar w:fldCharType="separate"/>
@@ -1892,7 +1898,7 @@
               <w:rFonts w:hint="eastAsia" w:ascii="宋体" w:hAnsi="宋体" w:eastAsia="宋体" w:cs="宋体"/>
               <w:szCs w:val="24"/>
             </w:rPr>
-            <w:instrText xml:space="preserve"> HYPERLINK \l _Toc10652 </w:instrText>
+            <w:instrText xml:space="preserve"> HYPERLINK \l _Toc26508 </w:instrText>
           </w:r>
           <w:r>
             <w:rPr>
@@ -1922,7 +1928,7 @@
             <w:fldChar w:fldCharType="begin"/>
           </w:r>
           <w:r>
-            <w:instrText xml:space="preserve"> PAGEREF _Toc10652 \h </w:instrText>
+            <w:instrText xml:space="preserve"> PAGEREF _Toc26508 \h </w:instrText>
           </w:r>
           <w:r>
             <w:fldChar w:fldCharType="separate"/>
@@ -1960,7 +1966,7 @@
               <w:rFonts w:hint="eastAsia" w:ascii="宋体" w:hAnsi="宋体" w:eastAsia="宋体" w:cs="宋体"/>
               <w:szCs w:val="24"/>
             </w:rPr>
-            <w:instrText xml:space="preserve"> HYPERLINK \l _Toc9960 </w:instrText>
+            <w:instrText xml:space="preserve"> HYPERLINK \l _Toc12210 </w:instrText>
           </w:r>
           <w:r>
             <w:rPr>
@@ -1990,7 +1996,7 @@
             <w:fldChar w:fldCharType="begin"/>
           </w:r>
           <w:r>
-            <w:instrText xml:space="preserve"> PAGEREF _Toc9960 \h </w:instrText>
+            <w:instrText xml:space="preserve"> PAGEREF _Toc12210 \h </w:instrText>
           </w:r>
           <w:r>
             <w:fldChar w:fldCharType="separate"/>
@@ -2028,7 +2034,7 @@
               <w:rFonts w:hint="eastAsia" w:ascii="宋体" w:hAnsi="宋体" w:eastAsia="宋体" w:cs="宋体"/>
               <w:szCs w:val="24"/>
             </w:rPr>
-            <w:instrText xml:space="preserve"> HYPERLINK \l _Toc13278 </w:instrText>
+            <w:instrText xml:space="preserve"> HYPERLINK \l _Toc22129 </w:instrText>
           </w:r>
           <w:r>
             <w:rPr>
@@ -2058,7 +2064,7 @@
             <w:fldChar w:fldCharType="begin"/>
           </w:r>
           <w:r>
-            <w:instrText xml:space="preserve"> PAGEREF _Toc13278 \h </w:instrText>
+            <w:instrText xml:space="preserve"> PAGEREF _Toc22129 \h </w:instrText>
           </w:r>
           <w:r>
             <w:fldChar w:fldCharType="separate"/>
@@ -2096,7 +2102,7 @@
               <w:rFonts w:hint="eastAsia" w:ascii="宋体" w:hAnsi="宋体" w:eastAsia="宋体" w:cs="宋体"/>
               <w:szCs w:val="24"/>
             </w:rPr>
-            <w:instrText xml:space="preserve"> HYPERLINK \l _Toc5527 </w:instrText>
+            <w:instrText xml:space="preserve"> HYPERLINK \l _Toc26826 </w:instrText>
           </w:r>
           <w:r>
             <w:rPr>
@@ -2126,7 +2132,7 @@
             <w:fldChar w:fldCharType="begin"/>
           </w:r>
           <w:r>
-            <w:instrText xml:space="preserve"> PAGEREF _Toc5527 \h </w:instrText>
+            <w:instrText xml:space="preserve"> PAGEREF _Toc26826 \h </w:instrText>
           </w:r>
           <w:r>
             <w:fldChar w:fldCharType="separate"/>
@@ -2164,7 +2170,7 @@
               <w:rFonts w:hint="eastAsia" w:ascii="宋体" w:hAnsi="宋体" w:eastAsia="宋体" w:cs="宋体"/>
               <w:szCs w:val="24"/>
             </w:rPr>
-            <w:instrText xml:space="preserve"> HYPERLINK \l _Toc20745 </w:instrText>
+            <w:instrText xml:space="preserve"> HYPERLINK \l _Toc20845 </w:instrText>
           </w:r>
           <w:r>
             <w:rPr>
@@ -2194,7 +2200,7 @@
             <w:fldChar w:fldCharType="begin"/>
           </w:r>
           <w:r>
-            <w:instrText xml:space="preserve"> PAGEREF _Toc20745 \h </w:instrText>
+            <w:instrText xml:space="preserve"> PAGEREF _Toc20845 \h </w:instrText>
           </w:r>
           <w:r>
             <w:fldChar w:fldCharType="separate"/>
@@ -2232,7 +2238,7 @@
               <w:rFonts w:hint="eastAsia" w:ascii="宋体" w:hAnsi="宋体" w:eastAsia="宋体" w:cs="宋体"/>
               <w:szCs w:val="24"/>
             </w:rPr>
-            <w:instrText xml:space="preserve"> HYPERLINK \l _Toc19854 </w:instrText>
+            <w:instrText xml:space="preserve"> HYPERLINK \l _Toc24107 </w:instrText>
           </w:r>
           <w:r>
             <w:rPr>
@@ -2262,7 +2268,7 @@
             <w:fldChar w:fldCharType="begin"/>
           </w:r>
           <w:r>
-            <w:instrText xml:space="preserve"> PAGEREF _Toc19854 \h </w:instrText>
+            <w:instrText xml:space="preserve"> PAGEREF _Toc24107 \h </w:instrText>
           </w:r>
           <w:r>
             <w:fldChar w:fldCharType="separate"/>
@@ -2334,7 +2340,7 @@
         <w:pStyle w:val="29"/>
         <w:bidi w:val="0"/>
       </w:pPr>
-      <w:bookmarkStart w:id="3" w:name="_Toc20035"/>
+      <w:bookmarkStart w:id="3" w:name="_Toc18685"/>
       <w:r>
         <w:t>目的</w:t>
       </w:r>
@@ -2422,7 +2428,7 @@
           <w:lang w:val="en-US" w:eastAsia="zh-CN"/>
         </w:rPr>
       </w:pPr>
-      <w:bookmarkStart w:id="4" w:name="_Toc28713"/>
+      <w:bookmarkStart w:id="4" w:name="_Toc31510"/>
       <w:r>
         <w:rPr>
           <w:rFonts w:hint="eastAsia"/>
@@ -2455,7 +2461,7 @@
         <w:pStyle w:val="29"/>
         <w:bidi w:val="0"/>
       </w:pPr>
-      <w:bookmarkStart w:id="5" w:name="_Toc22073"/>
+      <w:bookmarkStart w:id="5" w:name="_Toc3298"/>
       <w:r>
         <w:rPr>
           <w:rFonts w:hint="eastAsia"/>
@@ -2476,9 +2482,9 @@
       <w:r>
         <w:t>运维服务相关部门，包括：</w:t>
       </w:r>
-      <w:bookmarkStart w:id="6" w:name="_bookmark2"/>
+      <w:bookmarkStart w:id="6" w:name="3审核依据"/>
       <w:bookmarkEnd w:id="6"/>
-      <w:bookmarkStart w:id="7" w:name="3审核依据"/>
+      <w:bookmarkStart w:id="7" w:name="_bookmark2"/>
       <w:bookmarkEnd w:id="7"/>
       <w:r>
         <w:rPr>
@@ -2522,7 +2528,7 @@
           <w:lang w:val="en-US" w:eastAsia="zh-CN"/>
         </w:rPr>
       </w:pPr>
-      <w:bookmarkStart w:id="8" w:name="_Toc18668"/>
+      <w:bookmarkStart w:id="8" w:name="_Toc17511"/>
       <w:r>
         <w:rPr>
           <w:rFonts w:hint="eastAsia"/>
@@ -2542,7 +2548,7 @@
         </w:rPr>
       </w:pPr>
       <w:bookmarkStart w:id="9" w:name="_Toc16537"/>
-      <w:bookmarkStart w:id="10" w:name="_Toc10652"/>
+      <w:bookmarkStart w:id="10" w:name="_Toc26508"/>
       <w:r>
         <w:rPr>
           <w:rFonts w:hint="eastAsia"/>
@@ -2763,9 +2769,9 @@
           <w:lang w:val="en-US" w:eastAsia="zh-CN"/>
         </w:rPr>
       </w:pPr>
-      <w:bookmarkStart w:id="13" w:name="_Toc14732"/>
-      <w:bookmarkStart w:id="14" w:name="_Toc21096"/>
-      <w:bookmarkStart w:id="15" w:name="_Toc9960"/>
+      <w:bookmarkStart w:id="13" w:name="_Toc21096"/>
+      <w:bookmarkStart w:id="14" w:name="_Toc14732"/>
+      <w:bookmarkStart w:id="15" w:name="_Toc12210"/>
       <w:r>
         <w:rPr>
           <w:rFonts w:hint="eastAsia"/>
@@ -2843,7 +2849,7 @@
           <w:lang w:val="en-US" w:eastAsia="zh-CN"/>
         </w:rPr>
       </w:pPr>
-      <w:bookmarkStart w:id="16" w:name="_Toc13278"/>
+      <w:bookmarkStart w:id="16" w:name="_Toc22129"/>
       <w:r>
         <w:rPr>
           <w:rFonts w:hint="eastAsia"/>
@@ -2973,7 +2979,7 @@
       <w:bookmarkStart w:id="17" w:name="bookmark3"/>
       <w:bookmarkEnd w:id="17"/>
       <w:bookmarkStart w:id="18" w:name="_Toc17424"/>
-      <w:bookmarkStart w:id="19" w:name="_Toc5527"/>
+      <w:bookmarkStart w:id="19" w:name="_Toc26826"/>
       <w:r>
         <w:rPr>
           <w:rStyle w:val="39"/>
@@ -3099,7 +3105,7 @@
         </w:rPr>
       </w:pPr>
       <w:bookmarkStart w:id="21" w:name="_Toc3108"/>
-      <w:bookmarkStart w:id="22" w:name="_Toc20745"/>
+      <w:bookmarkStart w:id="22" w:name="_Toc20845"/>
       <w:r>
         <w:rPr>
           <w:rFonts w:hint="eastAsia"/>
@@ -3153,7 +3159,7 @@
           <w:lang w:val="en-US" w:eastAsia="zh-CN"/>
         </w:rPr>
       </w:pPr>
-      <w:bookmarkStart w:id="23" w:name="_Toc19854"/>
+      <w:bookmarkStart w:id="23" w:name="_Toc24107"/>
       <w:r>
         <w:rPr>
           <w:rFonts w:hint="eastAsia"/>
